--- a/BACKUP&RECOVERY/13장/13장_실습문제_추가서술형_정답.docx
+++ b/BACKUP&RECOVERY/13장/13장_실습문제_추가서술형_정답.docx
@@ -6791,7 +6791,7 @@
           <w:b w:val="0"/>
           <w:sz w:val="21"/>
         </w:rPr>
-        <w:t>Archive Log 14   05-MAY-25        /u02/arch1/1_14_119...</w:t>
+        <w:t>Archive Log 14   05-MAY-25        /home/oracle/arch1/1_14_119...</w:t>
       </w:r>
     </w:p>
     <w:p>
